--- a/tillsyn/A 15392-2025 tillsynsbegäran.docx
+++ b/tillsyn/A 15392-2025 tillsynsbegäran.docx
@@ -749,7 +749,7 @@
     <w:r>
       <w:tab/>
       <w:tab/>
-      <w:t>2025-05-13</w:t>
+      <w:t>2025-05-14</w:t>
       <w:br/>
       <w:br/>
     </w:r>

--- a/tillsyn/A 15392-2025 tillsynsbegäran.docx
+++ b/tillsyn/A 15392-2025 tillsynsbegäran.docx
@@ -749,7 +749,7 @@
     <w:r>
       <w:tab/>
       <w:tab/>
-      <w:t>2025-05-14</w:t>
+      <w:t>2025-05-15</w:t>
       <w:br/>
       <w:br/>
     </w:r>

--- a/tillsyn/A 15392-2025 tillsynsbegäran.docx
+++ b/tillsyn/A 15392-2025 tillsynsbegäran.docx
@@ -749,7 +749,7 @@
     <w:r>
       <w:tab/>
       <w:tab/>
-      <w:t>2025-05-15</w:t>
+      <w:t>2025-05-16</w:t>
       <w:br/>
       <w:br/>
     </w:r>

--- a/tillsyn/A 15392-2025 tillsynsbegäran.docx
+++ b/tillsyn/A 15392-2025 tillsynsbegäran.docx
@@ -749,7 +749,7 @@
     <w:r>
       <w:tab/>
       <w:tab/>
-      <w:t>2025-05-16</w:t>
+      <w:t>2025-05-17</w:t>
       <w:br/>
       <w:br/>
     </w:r>

--- a/tillsyn/A 15392-2025 tillsynsbegäran.docx
+++ b/tillsyn/A 15392-2025 tillsynsbegäran.docx
@@ -749,7 +749,7 @@
     <w:r>
       <w:tab/>
       <w:tab/>
-      <w:t>2025-05-17</w:t>
+      <w:t>2025-05-18</w:t>
       <w:br/>
       <w:br/>
     </w:r>

--- a/tillsyn/A 15392-2025 tillsynsbegäran.docx
+++ b/tillsyn/A 15392-2025 tillsynsbegäran.docx
@@ -749,7 +749,7 @@
     <w:r>
       <w:tab/>
       <w:tab/>
-      <w:t>2025-05-18</w:t>
+      <w:t>2025-05-19</w:t>
       <w:br/>
       <w:br/>
     </w:r>

--- a/tillsyn/A 15392-2025 tillsynsbegäran.docx
+++ b/tillsyn/A 15392-2025 tillsynsbegäran.docx
@@ -749,7 +749,7 @@
     <w:r>
       <w:tab/>
       <w:tab/>
-      <w:t>2025-05-19</w:t>
+      <w:t>2025-05-20</w:t>
       <w:br/>
       <w:br/>
     </w:r>

--- a/tillsyn/A 15392-2025 tillsynsbegäran.docx
+++ b/tillsyn/A 15392-2025 tillsynsbegäran.docx
@@ -749,7 +749,7 @@
     <w:r>
       <w:tab/>
       <w:tab/>
-      <w:t>2025-05-20</w:t>
+      <w:t>2025-05-21</w:t>
       <w:br/>
       <w:br/>
     </w:r>

--- a/tillsyn/A 15392-2025 tillsynsbegäran.docx
+++ b/tillsyn/A 15392-2025 tillsynsbegäran.docx
@@ -749,7 +749,7 @@
     <w:r>
       <w:tab/>
       <w:tab/>
-      <w:t>2025-05-21</w:t>
+      <w:t>2025-05-22</w:t>
       <w:br/>
       <w:br/>
     </w:r>

--- a/tillsyn/A 15392-2025 tillsynsbegäran.docx
+++ b/tillsyn/A 15392-2025 tillsynsbegäran.docx
@@ -749,7 +749,7 @@
     <w:r>
       <w:tab/>
       <w:tab/>
-      <w:t>2025-05-22</w:t>
+      <w:t>2025-05-23</w:t>
       <w:br/>
       <w:br/>
     </w:r>

--- a/tillsyn/A 15392-2025 tillsynsbegäran.docx
+++ b/tillsyn/A 15392-2025 tillsynsbegäran.docx
@@ -749,7 +749,7 @@
     <w:r>
       <w:tab/>
       <w:tab/>
-      <w:t>2025-05-23</w:t>
+      <w:t>2025-05-24</w:t>
       <w:br/>
       <w:br/>
     </w:r>

--- a/tillsyn/A 15392-2025 tillsynsbegäran.docx
+++ b/tillsyn/A 15392-2025 tillsynsbegäran.docx
@@ -749,7 +749,7 @@
     <w:r>
       <w:tab/>
       <w:tab/>
-      <w:t>2025-05-24</w:t>
+      <w:t>2025-05-25</w:t>
       <w:br/>
       <w:br/>
     </w:r>

--- a/tillsyn/A 15392-2025 tillsynsbegäran.docx
+++ b/tillsyn/A 15392-2025 tillsynsbegäran.docx
@@ -749,7 +749,7 @@
     <w:r>
       <w:tab/>
       <w:tab/>
-      <w:t>2025-05-25</w:t>
+      <w:t>2025-05-26</w:t>
       <w:br/>
       <w:br/>
     </w:r>

--- a/tillsyn/A 15392-2025 tillsynsbegäran.docx
+++ b/tillsyn/A 15392-2025 tillsynsbegäran.docx
@@ -749,7 +749,7 @@
     <w:r>
       <w:tab/>
       <w:tab/>
-      <w:t>2025-05-26</w:t>
+      <w:t>2025-05-27</w:t>
       <w:br/>
       <w:br/>
     </w:r>

--- a/tillsyn/A 15392-2025 tillsynsbegäran.docx
+++ b/tillsyn/A 15392-2025 tillsynsbegäran.docx
@@ -749,7 +749,7 @@
     <w:r>
       <w:tab/>
       <w:tab/>
-      <w:t>2025-05-27</w:t>
+      <w:t>2025-05-30</w:t>
       <w:br/>
       <w:br/>
     </w:r>

--- a/tillsyn/A 15392-2025 tillsynsbegäran.docx
+++ b/tillsyn/A 15392-2025 tillsynsbegäran.docx
@@ -749,7 +749,7 @@
     <w:r>
       <w:tab/>
       <w:tab/>
-      <w:t>2025-05-30</w:t>
+      <w:t>2025-06-01</w:t>
       <w:br/>
       <w:br/>
     </w:r>

--- a/tillsyn/A 15392-2025 tillsynsbegäran.docx
+++ b/tillsyn/A 15392-2025 tillsynsbegäran.docx
@@ -749,7 +749,7 @@
     <w:r>
       <w:tab/>
       <w:tab/>
-      <w:t>2025-06-01</w:t>
+      <w:t>2025-06-02</w:t>
       <w:br/>
       <w:br/>
     </w:r>

--- a/tillsyn/A 15392-2025 tillsynsbegäran.docx
+++ b/tillsyn/A 15392-2025 tillsynsbegäran.docx
@@ -88,6 +88,17 @@
       </w:pPr>
       <w:r>
         <w:t>Figur 1. Fyndplatser för naturvårdsarter i det avverkningsanmälda området (röd linje). Markörer utan svart kant är placerade på fyndplatsen. Markörer med svart kant är placerade vid sidan av fyndplatsen och har ett svart streck som visar fyndplatsens exakta position. Kartans mittpunktskoordinat är N 6741906, E 514293 i SWEREF 99 TM.</w:t>
+      </w:r>
+    </w:p>
+    <w:p>
+      <w:r>
+        <w:rPr>
+          <w:b/>
+        </w:rPr>
+        <w:t xml:space="preserve">Bollvitmossa </w:t>
+      </w:r>
+      <w:r>
+        <w:t>är en bra signalart inom hela sitt utbredningsområde. Vanligast är den i naturvårdsintressanta tallsumpskogar. Även gransumpskogar med bollvitmossa har normalt höga naturvärden. Arten indikerar skogsmark med stabila hydrologiska förhållanden och sannolikt även lång skoglig kontinuitet (Nitare &amp; Skogsstyrelsen, 2019).</w:t>
       </w:r>
     </w:p>
     <w:p>
@@ -749,7 +760,7 @@
     <w:r>
       <w:tab/>
       <w:tab/>
-      <w:t>2025-06-02</w:t>
+      <w:t>2025-06-03</w:t>
       <w:br/>
       <w:br/>
     </w:r>

--- a/tillsyn/A 15392-2025 tillsynsbegäran.docx
+++ b/tillsyn/A 15392-2025 tillsynsbegäran.docx
@@ -760,7 +760,7 @@
     <w:r>
       <w:tab/>
       <w:tab/>
-      <w:t>2025-06-03</w:t>
+      <w:t>2025-06-04</w:t>
       <w:br/>
       <w:br/>
     </w:r>

--- a/tillsyn/A 15392-2025 tillsynsbegäran.docx
+++ b/tillsyn/A 15392-2025 tillsynsbegäran.docx
@@ -760,7 +760,7 @@
     <w:r>
       <w:tab/>
       <w:tab/>
-      <w:t>2025-06-04</w:t>
+      <w:t>2025-06-05</w:t>
       <w:br/>
       <w:br/>
     </w:r>

--- a/tillsyn/A 15392-2025 tillsynsbegäran.docx
+++ b/tillsyn/A 15392-2025 tillsynsbegäran.docx
@@ -760,7 +760,7 @@
     <w:r>
       <w:tab/>
       <w:tab/>
-      <w:t>2025-06-05</w:t>
+      <w:t>2025-06-13</w:t>
       <w:br/>
       <w:br/>
     </w:r>

--- a/tillsyn/A 15392-2025 tillsynsbegäran.docx
+++ b/tillsyn/A 15392-2025 tillsynsbegäran.docx
@@ -760,7 +760,7 @@
     <w:r>
       <w:tab/>
       <w:tab/>
-      <w:t>2025-06-13</w:t>
+      <w:t>2025-06-15</w:t>
       <w:br/>
       <w:br/>
     </w:r>

--- a/tillsyn/A 15392-2025 tillsynsbegäran.docx
+++ b/tillsyn/A 15392-2025 tillsynsbegäran.docx
@@ -760,7 +760,7 @@
     <w:r>
       <w:tab/>
       <w:tab/>
-      <w:t>2025-06-15</w:t>
+      <w:t>2025-06-16</w:t>
       <w:br/>
       <w:br/>
     </w:r>

--- a/tillsyn/A 15392-2025 tillsynsbegäran.docx
+++ b/tillsyn/A 15392-2025 tillsynsbegäran.docx
@@ -760,7 +760,7 @@
     <w:r>
       <w:tab/>
       <w:tab/>
-      <w:t>2025-06-16</w:t>
+      <w:t>2025-06-17</w:t>
       <w:br/>
       <w:br/>
     </w:r>

--- a/tillsyn/A 15392-2025 tillsynsbegäran.docx
+++ b/tillsyn/A 15392-2025 tillsynsbegäran.docx
@@ -760,7 +760,7 @@
     <w:r>
       <w:tab/>
       <w:tab/>
-      <w:t>2025-06-17</w:t>
+      <w:t>2025-06-18</w:t>
       <w:br/>
       <w:br/>
     </w:r>

--- a/tillsyn/A 15392-2025 tillsynsbegäran.docx
+++ b/tillsyn/A 15392-2025 tillsynsbegäran.docx
@@ -760,7 +760,7 @@
     <w:r>
       <w:tab/>
       <w:tab/>
-      <w:t>2025-06-18</w:t>
+      <w:t>2025-06-19</w:t>
       <w:br/>
       <w:br/>
     </w:r>

--- a/tillsyn/A 15392-2025 tillsynsbegäran.docx
+++ b/tillsyn/A 15392-2025 tillsynsbegäran.docx
@@ -760,7 +760,7 @@
     <w:r>
       <w:tab/>
       <w:tab/>
-      <w:t>2025-06-19</w:t>
+      <w:t>2025-06-20</w:t>
       <w:br/>
       <w:br/>
     </w:r>

--- a/tillsyn/A 15392-2025 tillsynsbegäran.docx
+++ b/tillsyn/A 15392-2025 tillsynsbegäran.docx
@@ -760,7 +760,7 @@
     <w:r>
       <w:tab/>
       <w:tab/>
-      <w:t>2025-06-20</w:t>
+      <w:t>2025-06-21</w:t>
       <w:br/>
       <w:br/>
     </w:r>

--- a/tillsyn/A 15392-2025 tillsynsbegäran.docx
+++ b/tillsyn/A 15392-2025 tillsynsbegäran.docx
@@ -760,7 +760,7 @@
     <w:r>
       <w:tab/>
       <w:tab/>
-      <w:t>2025-06-21</w:t>
+      <w:t>2025-06-22</w:t>
       <w:br/>
       <w:br/>
     </w:r>

--- a/tillsyn/A 15392-2025 tillsynsbegäran.docx
+++ b/tillsyn/A 15392-2025 tillsynsbegäran.docx
@@ -760,7 +760,7 @@
     <w:r>
       <w:tab/>
       <w:tab/>
-      <w:t>2025-06-22</w:t>
+      <w:t>2025-06-23</w:t>
       <w:br/>
       <w:br/>
     </w:r>

--- a/tillsyn/A 15392-2025 tillsynsbegäran.docx
+++ b/tillsyn/A 15392-2025 tillsynsbegäran.docx
@@ -760,7 +760,7 @@
     <w:r>
       <w:tab/>
       <w:tab/>
-      <w:t>2025-06-23</w:t>
+      <w:t>2025-06-24</w:t>
       <w:br/>
       <w:br/>
     </w:r>

--- a/tillsyn/A 15392-2025 tillsynsbegäran.docx
+++ b/tillsyn/A 15392-2025 tillsynsbegäran.docx
@@ -760,7 +760,7 @@
     <w:r>
       <w:tab/>
       <w:tab/>
-      <w:t>2025-06-24</w:t>
+      <w:t>2025-06-25</w:t>
       <w:br/>
       <w:br/>
     </w:r>

--- a/tillsyn/A 15392-2025 tillsynsbegäran.docx
+++ b/tillsyn/A 15392-2025 tillsynsbegäran.docx
@@ -760,7 +760,7 @@
     <w:r>
       <w:tab/>
       <w:tab/>
-      <w:t>2025-06-25</w:t>
+      <w:t>2025-06-26</w:t>
       <w:br/>
       <w:br/>
     </w:r>

--- a/tillsyn/A 15392-2025 tillsynsbegäran.docx
+++ b/tillsyn/A 15392-2025 tillsynsbegäran.docx
@@ -760,7 +760,7 @@
     <w:r>
       <w:tab/>
       <w:tab/>
-      <w:t>2025-06-26</w:t>
+      <w:t>2025-06-27</w:t>
       <w:br/>
       <w:br/>
     </w:r>

--- a/tillsyn/A 15392-2025 tillsynsbegäran.docx
+++ b/tillsyn/A 15392-2025 tillsynsbegäran.docx
@@ -760,7 +760,7 @@
     <w:r>
       <w:tab/>
       <w:tab/>
-      <w:t>2025-06-27</w:t>
+      <w:t>2025-06-28</w:t>
       <w:br/>
       <w:br/>
     </w:r>

--- a/tillsyn/A 15392-2025 tillsynsbegäran.docx
+++ b/tillsyn/A 15392-2025 tillsynsbegäran.docx
@@ -760,7 +760,7 @@
     <w:r>
       <w:tab/>
       <w:tab/>
-      <w:t>2025-06-28</w:t>
+      <w:t>2025-06-29</w:t>
       <w:br/>
       <w:br/>
     </w:r>

--- a/tillsyn/A 15392-2025 tillsynsbegäran.docx
+++ b/tillsyn/A 15392-2025 tillsynsbegäran.docx
@@ -760,7 +760,7 @@
     <w:r>
       <w:tab/>
       <w:tab/>
-      <w:t>2025-06-29</w:t>
+      <w:t>2025-06-30</w:t>
       <w:br/>
       <w:br/>
     </w:r>

--- a/tillsyn/A 15392-2025 tillsynsbegäran.docx
+++ b/tillsyn/A 15392-2025 tillsynsbegäran.docx
@@ -760,7 +760,7 @@
     <w:r>
       <w:tab/>
       <w:tab/>
-      <w:t>2025-06-30</w:t>
+      <w:t>2025-07-01</w:t>
       <w:br/>
       <w:br/>
     </w:r>

--- a/tillsyn/A 15392-2025 tillsynsbegäran.docx
+++ b/tillsyn/A 15392-2025 tillsynsbegäran.docx
@@ -760,7 +760,7 @@
     <w:r>
       <w:tab/>
       <w:tab/>
-      <w:t>2025-07-01</w:t>
+      <w:t>2025-07-02</w:t>
       <w:br/>
       <w:br/>
     </w:r>

--- a/tillsyn/A 15392-2025 tillsynsbegäran.docx
+++ b/tillsyn/A 15392-2025 tillsynsbegäran.docx
@@ -760,7 +760,7 @@
     <w:r>
       <w:tab/>
       <w:tab/>
-      <w:t>2025-07-02</w:t>
+      <w:t>2025-07-03</w:t>
       <w:br/>
       <w:br/>
     </w:r>

--- a/tillsyn/A 15392-2025 tillsynsbegäran.docx
+++ b/tillsyn/A 15392-2025 tillsynsbegäran.docx
@@ -760,7 +760,7 @@
     <w:r>
       <w:tab/>
       <w:tab/>
-      <w:t>2025-07-03</w:t>
+      <w:t>2025-07-04</w:t>
       <w:br/>
       <w:br/>
     </w:r>

--- a/tillsyn/A 15392-2025 tillsynsbegäran.docx
+++ b/tillsyn/A 15392-2025 tillsynsbegäran.docx
@@ -760,7 +760,7 @@
     <w:r>
       <w:tab/>
       <w:tab/>
-      <w:t>2025-07-04</w:t>
+      <w:t>2025-07-05</w:t>
       <w:br/>
       <w:br/>
     </w:r>

--- a/tillsyn/A 15392-2025 tillsynsbegäran.docx
+++ b/tillsyn/A 15392-2025 tillsynsbegäran.docx
@@ -760,7 +760,7 @@
     <w:r>
       <w:tab/>
       <w:tab/>
-      <w:t>2025-07-05</w:t>
+      <w:t>2025-07-06</w:t>
       <w:br/>
       <w:br/>
     </w:r>

--- a/tillsyn/A 15392-2025 tillsynsbegäran.docx
+++ b/tillsyn/A 15392-2025 tillsynsbegäran.docx
@@ -760,7 +760,7 @@
     <w:r>
       <w:tab/>
       <w:tab/>
-      <w:t>2025-07-06</w:t>
+      <w:t>2025-07-07</w:t>
       <w:br/>
       <w:br/>
     </w:r>

--- a/tillsyn/A 15392-2025 tillsynsbegäran.docx
+++ b/tillsyn/A 15392-2025 tillsynsbegäran.docx
@@ -760,7 +760,7 @@
     <w:r>
       <w:tab/>
       <w:tab/>
-      <w:t>2025-07-07</w:t>
+      <w:t>2025-07-08</w:t>
       <w:br/>
       <w:br/>
     </w:r>

--- a/tillsyn/A 15392-2025 tillsynsbegäran.docx
+++ b/tillsyn/A 15392-2025 tillsynsbegäran.docx
@@ -760,7 +760,7 @@
     <w:r>
       <w:tab/>
       <w:tab/>
-      <w:t>2025-07-08</w:t>
+      <w:t>2025-07-09</w:t>
       <w:br/>
       <w:br/>
     </w:r>

--- a/tillsyn/A 15392-2025 tillsynsbegäran.docx
+++ b/tillsyn/A 15392-2025 tillsynsbegäran.docx
@@ -760,7 +760,7 @@
     <w:r>
       <w:tab/>
       <w:tab/>
-      <w:t>2025-07-09</w:t>
+      <w:t>2025-07-11</w:t>
       <w:br/>
       <w:br/>
     </w:r>

--- a/tillsyn/A 15392-2025 tillsynsbegäran.docx
+++ b/tillsyn/A 15392-2025 tillsynsbegäran.docx
@@ -760,7 +760,7 @@
     <w:r>
       <w:tab/>
       <w:tab/>
-      <w:t>2025-07-11</w:t>
+      <w:t>2025-07-12</w:t>
       <w:br/>
       <w:br/>
     </w:r>

--- a/tillsyn/A 15392-2025 tillsynsbegäran.docx
+++ b/tillsyn/A 15392-2025 tillsynsbegäran.docx
@@ -760,7 +760,7 @@
     <w:r>
       <w:tab/>
       <w:tab/>
-      <w:t>2025-07-12</w:t>
+      <w:t>2025-07-13</w:t>
       <w:br/>
       <w:br/>
     </w:r>

--- a/tillsyn/A 15392-2025 tillsynsbegäran.docx
+++ b/tillsyn/A 15392-2025 tillsynsbegäran.docx
@@ -760,7 +760,7 @@
     <w:r>
       <w:tab/>
       <w:tab/>
-      <w:t>2025-07-13</w:t>
+      <w:t>2025-07-14</w:t>
       <w:br/>
       <w:br/>
     </w:r>

--- a/tillsyn/A 15392-2025 tillsynsbegäran.docx
+++ b/tillsyn/A 15392-2025 tillsynsbegäran.docx
@@ -798,7 +798,7 @@
     <w:r>
       <w:tab/>
       <w:tab/>
-      <w:t>2025-08-06</w:t>
+      <w:t>2025-08-09</w:t>
       <w:br/>
       <w:br/>
     </w:r>
